--- a/docs/source-of-truth/divya-roadmap-mvp1-mvp2-delivery.docx
+++ b/docs/source-of-truth/divya-roadmap-mvp1-mvp2-delivery.docx
@@ -26,7 +26,7 @@
     </w:p>
     <w:p>
       <w:r>
-        <w:t>that will mark a meaningful contribution milestone of 2years for me with Aaronbux as well (edited) </w:t>
+        <w:t>that will mark a meaningful contribution milestone of 2years for me with the team as well (edited) </w:t>
       </w:r>
     </w:p>
     <w:p/>
